--- a/docs/clearCart-Req-Analisys-Design.docx
+++ b/docs/clearCart-Req-Analisys-Design.docx
@@ -1293,6 +1293,201 @@
           <w:sz w:val="20"/>
           <w:szCs w:val="20"/>
         </w:rPr>
+        <w:t>Pre y Post condiciones</w:t>
+      </w:r>
+    </w:p>
+    <w:p>
+      <w:pPr>
+        <w:spacing w:after="0"/>
+        <w:rPr>
+          <w:sz w:val="20"/>
+          <w:szCs w:val="20"/>
+        </w:rPr>
+      </w:pPr>
+    </w:p>
+    <w:p>
+      <w:pPr>
+        <w:spacing w:after="0"/>
+        <w:rPr>
+          <w:sz w:val="20"/>
+          <w:szCs w:val="20"/>
+        </w:rPr>
+      </w:pPr>
+      <w:proofErr w:type="spellStart"/>
+      <w:r>
+        <w:rPr>
+          <w:sz w:val="20"/>
+          <w:szCs w:val="20"/>
+        </w:rPr>
+        <w:t>Pre-condiciones</w:t>
+      </w:r>
+      <w:proofErr w:type="spellEnd"/>
+    </w:p>
+    <w:p>
+      <w:pPr>
+        <w:pStyle w:val="ListParagraph"/>
+        <w:numPr>
+          <w:ilvl w:val="0"/>
+          <w:numId w:val="19"/>
+        </w:numPr>
+        <w:spacing w:after="0"/>
+        <w:rPr>
+          <w:sz w:val="20"/>
+          <w:szCs w:val="20"/>
+        </w:rPr>
+      </w:pPr>
+      <w:r>
+        <w:rPr>
+          <w:sz w:val="20"/>
+          <w:szCs w:val="20"/>
+        </w:rPr>
+        <w:t>Existe un carrito</w:t>
+      </w:r>
+    </w:p>
+    <w:p>
+      <w:pPr>
+        <w:pStyle w:val="ListParagraph"/>
+        <w:numPr>
+          <w:ilvl w:val="0"/>
+          <w:numId w:val="19"/>
+        </w:numPr>
+        <w:spacing w:after="0"/>
+        <w:rPr>
+          <w:sz w:val="20"/>
+          <w:szCs w:val="20"/>
+        </w:rPr>
+      </w:pPr>
+      <w:r>
+        <w:rPr>
+          <w:sz w:val="20"/>
+          <w:szCs w:val="20"/>
+        </w:rPr>
+        <w:t xml:space="preserve">El carrito tiene por lo menos un ítem. </w:t>
+      </w:r>
+    </w:p>
+    <w:p>
+      <w:pPr>
+        <w:spacing w:after="0"/>
+        <w:rPr>
+          <w:sz w:val="20"/>
+          <w:szCs w:val="20"/>
+        </w:rPr>
+      </w:pPr>
+    </w:p>
+    <w:p>
+      <w:pPr>
+        <w:spacing w:after="0"/>
+        <w:rPr>
+          <w:sz w:val="20"/>
+          <w:szCs w:val="20"/>
+        </w:rPr>
+      </w:pPr>
+      <w:proofErr w:type="spellStart"/>
+      <w:proofErr w:type="gramStart"/>
+      <w:r>
+        <w:rPr>
+          <w:sz w:val="20"/>
+          <w:szCs w:val="20"/>
+        </w:rPr>
+        <w:t>Post-condiciones</w:t>
+      </w:r>
+      <w:proofErr w:type="spellEnd"/>
+      <w:proofErr w:type="gramEnd"/>
+    </w:p>
+    <w:p>
+      <w:pPr>
+        <w:pStyle w:val="ListParagraph"/>
+        <w:numPr>
+          <w:ilvl w:val="0"/>
+          <w:numId w:val="19"/>
+        </w:numPr>
+        <w:spacing w:after="0"/>
+        <w:rPr>
+          <w:sz w:val="20"/>
+          <w:szCs w:val="20"/>
+        </w:rPr>
+      </w:pPr>
+      <w:r>
+        <w:rPr>
+          <w:sz w:val="20"/>
+          <w:szCs w:val="20"/>
+        </w:rPr>
+        <w:t xml:space="preserve">El carrito no tiene ítems, </w:t>
+      </w:r>
+    </w:p>
+    <w:p>
+      <w:pPr>
+        <w:pStyle w:val="ListParagraph"/>
+        <w:numPr>
+          <w:ilvl w:val="0"/>
+          <w:numId w:val="19"/>
+        </w:numPr>
+        <w:spacing w:after="0"/>
+        <w:rPr>
+          <w:sz w:val="20"/>
+          <w:szCs w:val="20"/>
+        </w:rPr>
+      </w:pPr>
+      <w:r>
+        <w:rPr>
+          <w:sz w:val="20"/>
+          <w:szCs w:val="20"/>
+        </w:rPr>
+        <w:t xml:space="preserve">El valor total del carrito = 0, </w:t>
+      </w:r>
+    </w:p>
+    <w:p>
+      <w:pPr>
+        <w:spacing w:after="0"/>
+        <w:rPr>
+          <w:sz w:val="20"/>
+          <w:szCs w:val="20"/>
+        </w:rPr>
+      </w:pPr>
+    </w:p>
+    <w:p>
+      <w:pPr>
+        <w:spacing w:after="0"/>
+        <w:rPr>
+          <w:sz w:val="20"/>
+          <w:szCs w:val="20"/>
+        </w:rPr>
+      </w:pPr>
+    </w:p>
+    <w:p>
+      <w:pPr>
+        <w:numPr>
+          <w:ilvl w:val="0"/>
+          <w:numId w:val="4"/>
+        </w:numPr>
+        <w:pBdr>
+          <w:top w:val="nil"/>
+          <w:left w:val="nil"/>
+          <w:bottom w:val="nil"/>
+          <w:right w:val="nil"/>
+          <w:between w:val="nil"/>
+        </w:pBdr>
+        <w:spacing w:after="0"/>
+        <w:rPr>
+          <w:b/>
+          <w:bCs/>
+          <w:i/>
+          <w:iCs/>
+          <w:color w:val="0F4761"/>
+          <w:sz w:val="20"/>
+          <w:szCs w:val="20"/>
+        </w:rPr>
+      </w:pPr>
+      <w:r>
+        <w:rPr>
+          <w:b/>
+          <w:bCs/>
+          <w:i/>
+          <w:iCs/>
+          <w:color w:val="0F4761"/>
+          <w:sz w:val="20"/>
+          <w:szCs w:val="20"/>
+        </w:rPr>
         <w:t>Clases entidad</w:t>
       </w:r>
     </w:p>
@@ -2447,16 +2642,7 @@
                 <w:szCs w:val="20"/>
                 <w:lang w:val="en-US"/>
               </w:rPr>
-              <w:t>”</w:t>
-            </w:r>
-            <w:r>
-              <w:rPr>
-                <w:color w:val="000000"/>
-                <w:sz w:val="20"/>
-                <w:szCs w:val="20"/>
-                <w:lang w:val="en-US"/>
-              </w:rPr>
-              <w:t>.</w:t>
+              <w:t>”.</w:t>
             </w:r>
           </w:p>
         </w:tc>
@@ -4180,15 +4366,17 @@
           <w:rFonts w:ascii="MS Gothic" w:eastAsia="MS Gothic" w:hAnsi="MS Gothic"/>
           <w:sz w:val="18"/>
           <w:szCs w:val="18"/>
-        </w:rPr>
-      </w:pPr>
-      <w:r>
-        <w:rPr>
-          <w:rFonts w:ascii="MS Gothic" w:eastAsia="MS Gothic" w:hAnsi="MS Gothic"/>
-          <w:sz w:val="18"/>
-          <w:szCs w:val="18"/>
-        </w:rPr>
-        <w:t>shopping-</w:t>
+          <w:lang w:val="en-US"/>
+        </w:rPr>
+      </w:pPr>
+      <w:r>
+        <w:rPr>
+          <w:rFonts w:ascii="MS Gothic" w:eastAsia="MS Gothic" w:hAnsi="MS Gothic"/>
+          <w:sz w:val="18"/>
+          <w:szCs w:val="18"/>
+          <w:lang w:val="en-US"/>
+        </w:rPr>
+        <w:t>shopping-cart-</w:t>
       </w:r>
       <w:proofErr w:type="spellStart"/>
       <w:r>
@@ -4196,8 +4384,9 @@
           <w:rFonts w:ascii="MS Gothic" w:eastAsia="MS Gothic" w:hAnsi="MS Gothic"/>
           <w:sz w:val="18"/>
           <w:szCs w:val="18"/>
-        </w:rPr>
-        <w:t>cart</w:t>
+          <w:lang w:val="en-US"/>
+        </w:rPr>
+        <w:t>restar</w:t>
       </w:r>
       <w:proofErr w:type="spellEnd"/>
       <w:r>
@@ -4205,8 +4394,29 @@
           <w:rFonts w:ascii="MS Gothic" w:eastAsia="MS Gothic" w:hAnsi="MS Gothic"/>
           <w:sz w:val="18"/>
           <w:szCs w:val="18"/>
-        </w:rPr>
-        <w:t>-restar-producto/</w:t>
+          <w:lang w:val="en-US"/>
+        </w:rPr>
+        <w:t>-</w:t>
+      </w:r>
+      <w:proofErr w:type="spellStart"/>
+      <w:r>
+        <w:rPr>
+          <w:rFonts w:ascii="MS Gothic" w:eastAsia="MS Gothic" w:hAnsi="MS Gothic"/>
+          <w:sz w:val="18"/>
+          <w:szCs w:val="18"/>
+          <w:lang w:val="en-US"/>
+        </w:rPr>
+        <w:t>producto</w:t>
+      </w:r>
+      <w:proofErr w:type="spellEnd"/>
+      <w:r>
+        <w:rPr>
+          <w:rFonts w:ascii="MS Gothic" w:eastAsia="MS Gothic" w:hAnsi="MS Gothic"/>
+          <w:sz w:val="18"/>
+          <w:szCs w:val="18"/>
+          <w:lang w:val="en-US"/>
+        </w:rPr>
+        <w:t>/</w:t>
       </w:r>
     </w:p>
     <w:p>
@@ -4218,6 +4428,7 @@
           <w:rFonts w:ascii="MS Gothic" w:eastAsia="MS Gothic" w:hAnsi="MS Gothic"/>
           <w:sz w:val="18"/>
           <w:szCs w:val="18"/>
+          <w:lang w:val="en-US"/>
         </w:rPr>
       </w:pPr>
       <w:r>
@@ -4225,6 +4436,7 @@
           <w:rFonts w:ascii="MS Gothic" w:eastAsia="MS Gothic" w:hAnsi="MS Gothic" w:cs="MS Gothic" w:hint="eastAsia"/>
           <w:sz w:val="18"/>
           <w:szCs w:val="18"/>
+          <w:lang w:val="en-US"/>
         </w:rPr>
         <w:t>├</w:t>
       </w:r>
@@ -4233,6 +4445,7 @@
           <w:rFonts w:ascii="MS Gothic" w:eastAsia="MS Gothic" w:hAnsi="MS Gothic"/>
           <w:sz w:val="18"/>
           <w:szCs w:val="18"/>
+          <w:lang w:val="en-US"/>
         </w:rPr>
         <w:t>── pom.xml</w:t>
       </w:r>
@@ -4246,6 +4459,7 @@
           <w:rFonts w:ascii="MS Gothic" w:eastAsia="MS Gothic" w:hAnsi="MS Gothic"/>
           <w:sz w:val="18"/>
           <w:szCs w:val="18"/>
+          <w:lang w:val="en-US"/>
         </w:rPr>
       </w:pPr>
       <w:r>
@@ -4253,6 +4467,7 @@
           <w:rFonts w:ascii="MS Gothic" w:eastAsia="MS Gothic" w:hAnsi="MS Gothic" w:cs="MS Gothic" w:hint="eastAsia"/>
           <w:sz w:val="18"/>
           <w:szCs w:val="18"/>
+          <w:lang w:val="en-US"/>
         </w:rPr>
         <w:t>├</w:t>
       </w:r>
@@ -4261,6 +4476,7 @@
           <w:rFonts w:ascii="MS Gothic" w:eastAsia="MS Gothic" w:hAnsi="MS Gothic"/>
           <w:sz w:val="18"/>
           <w:szCs w:val="18"/>
+          <w:lang w:val="en-US"/>
         </w:rPr>
         <w:t xml:space="preserve">── </w:t>
       </w:r>
@@ -4270,6 +4486,7 @@
           <w:rFonts w:ascii="MS Gothic" w:eastAsia="MS Gothic" w:hAnsi="MS Gothic"/>
           <w:sz w:val="18"/>
           <w:szCs w:val="18"/>
+          <w:lang w:val="en-US"/>
         </w:rPr>
         <w:t>src</w:t>
       </w:r>
@@ -4279,6 +4496,7 @@
           <w:rFonts w:ascii="MS Gothic" w:eastAsia="MS Gothic" w:hAnsi="MS Gothic"/>
           <w:sz w:val="18"/>
           <w:szCs w:val="18"/>
+          <w:lang w:val="en-US"/>
         </w:rPr>
         <w:t>/</w:t>
       </w:r>
@@ -4292,33 +4510,17 @@
           <w:rFonts w:ascii="MS Gothic" w:eastAsia="MS Gothic" w:hAnsi="MS Gothic"/>
           <w:sz w:val="18"/>
           <w:szCs w:val="18"/>
-        </w:rPr>
-      </w:pPr>
-      <w:r>
-        <w:rPr>
-          <w:rFonts w:ascii="MS Gothic" w:eastAsia="MS Gothic" w:hAnsi="MS Gothic"/>
-          <w:sz w:val="18"/>
-          <w:szCs w:val="18"/>
-        </w:rPr>
-        <w:t xml:space="preserve">│   └── </w:t>
-      </w:r>
-      <w:proofErr w:type="spellStart"/>
-      <w:r>
-        <w:rPr>
-          <w:rFonts w:ascii="MS Gothic" w:eastAsia="MS Gothic" w:hAnsi="MS Gothic"/>
-          <w:sz w:val="18"/>
-          <w:szCs w:val="18"/>
-        </w:rPr>
-        <w:t>main</w:t>
-      </w:r>
-      <w:proofErr w:type="spellEnd"/>
-      <w:r>
-        <w:rPr>
-          <w:rFonts w:ascii="MS Gothic" w:eastAsia="MS Gothic" w:hAnsi="MS Gothic"/>
-          <w:sz w:val="18"/>
-          <w:szCs w:val="18"/>
-        </w:rPr>
-        <w:t>/</w:t>
+          <w:lang w:val="en-US"/>
+        </w:rPr>
+      </w:pPr>
+      <w:r>
+        <w:rPr>
+          <w:rFonts w:ascii="MS Gothic" w:eastAsia="MS Gothic" w:hAnsi="MS Gothic"/>
+          <w:sz w:val="18"/>
+          <w:szCs w:val="18"/>
+          <w:lang w:val="en-US"/>
+        </w:rPr>
+        <w:t>│   └── main/</w:t>
       </w:r>
     </w:p>
     <w:p>
@@ -4330,13 +4532,15 @@
           <w:rFonts w:ascii="MS Gothic" w:eastAsia="MS Gothic" w:hAnsi="MS Gothic"/>
           <w:sz w:val="18"/>
           <w:szCs w:val="18"/>
-        </w:rPr>
-      </w:pPr>
-      <w:r>
-        <w:rPr>
-          <w:rFonts w:ascii="MS Gothic" w:eastAsia="MS Gothic" w:hAnsi="MS Gothic"/>
-          <w:sz w:val="18"/>
-          <w:szCs w:val="18"/>
+          <w:lang w:val="en-US"/>
+        </w:rPr>
+      </w:pPr>
+      <w:r>
+        <w:rPr>
+          <w:rFonts w:ascii="MS Gothic" w:eastAsia="MS Gothic" w:hAnsi="MS Gothic"/>
+          <w:sz w:val="18"/>
+          <w:szCs w:val="18"/>
+          <w:lang w:val="en-US"/>
         </w:rPr>
         <w:t>│       └── java/</w:t>
       </w:r>
@@ -4350,13 +4554,15 @@
           <w:rFonts w:ascii="MS Gothic" w:eastAsia="MS Gothic" w:hAnsi="MS Gothic"/>
           <w:sz w:val="18"/>
           <w:szCs w:val="18"/>
-        </w:rPr>
-      </w:pPr>
-      <w:r>
-        <w:rPr>
-          <w:rFonts w:ascii="MS Gothic" w:eastAsia="MS Gothic" w:hAnsi="MS Gothic"/>
-          <w:sz w:val="18"/>
-          <w:szCs w:val="18"/>
+          <w:lang w:val="en-US"/>
+        </w:rPr>
+      </w:pPr>
+      <w:r>
+        <w:rPr>
+          <w:rFonts w:ascii="MS Gothic" w:eastAsia="MS Gothic" w:hAnsi="MS Gothic"/>
+          <w:sz w:val="18"/>
+          <w:szCs w:val="18"/>
+          <w:lang w:val="en-US"/>
         </w:rPr>
         <w:t xml:space="preserve">│           └── </w:t>
       </w:r>
@@ -4366,6 +4572,7 @@
           <w:rFonts w:ascii="MS Gothic" w:eastAsia="MS Gothic" w:hAnsi="MS Gothic"/>
           <w:sz w:val="18"/>
           <w:szCs w:val="18"/>
+          <w:lang w:val="en-US"/>
         </w:rPr>
         <w:t>isi</w:t>
       </w:r>
@@ -4375,6 +4582,7 @@
           <w:rFonts w:ascii="MS Gothic" w:eastAsia="MS Gothic" w:hAnsi="MS Gothic"/>
           <w:sz w:val="18"/>
           <w:szCs w:val="18"/>
+          <w:lang w:val="en-US"/>
         </w:rPr>
         <w:t>/</w:t>
       </w:r>
@@ -4388,13 +4596,15 @@
           <w:rFonts w:ascii="MS Gothic" w:eastAsia="MS Gothic" w:hAnsi="MS Gothic"/>
           <w:sz w:val="18"/>
           <w:szCs w:val="18"/>
-        </w:rPr>
-      </w:pPr>
-      <w:r>
-        <w:rPr>
-          <w:rFonts w:ascii="MS Gothic" w:eastAsia="MS Gothic" w:hAnsi="MS Gothic"/>
-          <w:sz w:val="18"/>
-          <w:szCs w:val="18"/>
+          <w:lang w:val="en-US"/>
+        </w:rPr>
+      </w:pPr>
+      <w:r>
+        <w:rPr>
+          <w:rFonts w:ascii="MS Gothic" w:eastAsia="MS Gothic" w:hAnsi="MS Gothic"/>
+          <w:sz w:val="18"/>
+          <w:szCs w:val="18"/>
+          <w:lang w:val="en-US"/>
         </w:rPr>
         <w:t xml:space="preserve">│               └── </w:t>
       </w:r>
@@ -4404,6 +4614,7 @@
           <w:rFonts w:ascii="MS Gothic" w:eastAsia="MS Gothic" w:hAnsi="MS Gothic"/>
           <w:sz w:val="18"/>
           <w:szCs w:val="18"/>
+          <w:lang w:val="en-US"/>
         </w:rPr>
         <w:t>shoppingCart</w:t>
       </w:r>
@@ -4413,6 +4624,7 @@
           <w:rFonts w:ascii="MS Gothic" w:eastAsia="MS Gothic" w:hAnsi="MS Gothic"/>
           <w:sz w:val="18"/>
           <w:szCs w:val="18"/>
+          <w:lang w:val="en-US"/>
         </w:rPr>
         <w:t>/</w:t>
       </w:r>
@@ -4426,13 +4638,15 @@
           <w:rFonts w:ascii="MS Gothic" w:eastAsia="MS Gothic" w:hAnsi="MS Gothic"/>
           <w:sz w:val="18"/>
           <w:szCs w:val="18"/>
-        </w:rPr>
-      </w:pPr>
-      <w:r>
-        <w:rPr>
-          <w:rFonts w:ascii="MS Gothic" w:eastAsia="MS Gothic" w:hAnsi="MS Gothic"/>
-          <w:sz w:val="18"/>
-          <w:szCs w:val="18"/>
+          <w:lang w:val="en-US"/>
+        </w:rPr>
+      </w:pPr>
+      <w:r>
+        <w:rPr>
+          <w:rFonts w:ascii="MS Gothic" w:eastAsia="MS Gothic" w:hAnsi="MS Gothic"/>
+          <w:sz w:val="18"/>
+          <w:szCs w:val="18"/>
+          <w:lang w:val="en-US"/>
         </w:rPr>
         <w:t xml:space="preserve">│                   </w:t>
       </w:r>
@@ -4441,6 +4655,7 @@
           <w:rFonts w:ascii="MS Gothic" w:eastAsia="MS Gothic" w:hAnsi="MS Gothic" w:cs="MS Gothic" w:hint="eastAsia"/>
           <w:sz w:val="18"/>
           <w:szCs w:val="18"/>
+          <w:lang w:val="en-US"/>
         </w:rPr>
         <w:t>├</w:t>
       </w:r>
@@ -4449,26 +4664,9 @@
           <w:rFonts w:ascii="MS Gothic" w:eastAsia="MS Gothic" w:hAnsi="MS Gothic"/>
           <w:sz w:val="18"/>
           <w:szCs w:val="18"/>
-        </w:rPr>
-        <w:t xml:space="preserve">── </w:t>
-      </w:r>
-      <w:proofErr w:type="spellStart"/>
-      <w:r>
-        <w:rPr>
-          <w:rFonts w:ascii="MS Gothic" w:eastAsia="MS Gothic" w:hAnsi="MS Gothic"/>
-          <w:sz w:val="18"/>
-          <w:szCs w:val="18"/>
-        </w:rPr>
-        <w:t>adapters</w:t>
-      </w:r>
-      <w:proofErr w:type="spellEnd"/>
-      <w:r>
-        <w:rPr>
-          <w:rFonts w:ascii="MS Gothic" w:eastAsia="MS Gothic" w:hAnsi="MS Gothic"/>
-          <w:sz w:val="18"/>
-          <w:szCs w:val="18"/>
-        </w:rPr>
-        <w:t>/</w:t>
+          <w:lang w:val="en-US"/>
+        </w:rPr>
+        <w:t>── adapters/</w:t>
       </w:r>
     </w:p>
     <w:p>
@@ -4480,13 +4678,15 @@
           <w:rFonts w:ascii="MS Gothic" w:eastAsia="MS Gothic" w:hAnsi="MS Gothic"/>
           <w:sz w:val="18"/>
           <w:szCs w:val="18"/>
-        </w:rPr>
-      </w:pPr>
-      <w:r>
-        <w:rPr>
-          <w:rFonts w:ascii="MS Gothic" w:eastAsia="MS Gothic" w:hAnsi="MS Gothic"/>
-          <w:sz w:val="18"/>
-          <w:szCs w:val="18"/>
+          <w:lang w:val="en-US"/>
+        </w:rPr>
+      </w:pPr>
+      <w:r>
+        <w:rPr>
+          <w:rFonts w:ascii="MS Gothic" w:eastAsia="MS Gothic" w:hAnsi="MS Gothic"/>
+          <w:sz w:val="18"/>
+          <w:szCs w:val="18"/>
+          <w:lang w:val="en-US"/>
         </w:rPr>
         <w:t xml:space="preserve">│                   │   └── </w:t>
       </w:r>
@@ -4496,6 +4696,7 @@
           <w:rFonts w:ascii="MS Gothic" w:eastAsia="MS Gothic" w:hAnsi="MS Gothic"/>
           <w:sz w:val="18"/>
           <w:szCs w:val="18"/>
+          <w:lang w:val="en-US"/>
         </w:rPr>
         <w:t>ui</w:t>
       </w:r>
@@ -4505,6 +4706,7 @@
           <w:rFonts w:ascii="MS Gothic" w:eastAsia="MS Gothic" w:hAnsi="MS Gothic"/>
           <w:sz w:val="18"/>
           <w:szCs w:val="18"/>
+          <w:lang w:val="en-US"/>
         </w:rPr>
         <w:t>/</w:t>
       </w:r>
@@ -4518,13 +4720,15 @@
           <w:rFonts w:ascii="MS Gothic" w:eastAsia="MS Gothic" w:hAnsi="MS Gothic"/>
           <w:sz w:val="18"/>
           <w:szCs w:val="18"/>
-        </w:rPr>
-      </w:pPr>
-      <w:r>
-        <w:rPr>
-          <w:rFonts w:ascii="MS Gothic" w:eastAsia="MS Gothic" w:hAnsi="MS Gothic"/>
-          <w:sz w:val="18"/>
-          <w:szCs w:val="18"/>
+          <w:lang w:val="en-US"/>
+        </w:rPr>
+      </w:pPr>
+      <w:r>
+        <w:rPr>
+          <w:rFonts w:ascii="MS Gothic" w:eastAsia="MS Gothic" w:hAnsi="MS Gothic"/>
+          <w:sz w:val="18"/>
+          <w:szCs w:val="18"/>
+          <w:lang w:val="en-US"/>
         </w:rPr>
         <w:t xml:space="preserve">│                   │       </w:t>
       </w:r>
@@ -4533,6 +4737,7 @@
           <w:rFonts w:ascii="MS Gothic" w:eastAsia="MS Gothic" w:hAnsi="MS Gothic" w:cs="MS Gothic" w:hint="eastAsia"/>
           <w:sz w:val="18"/>
           <w:szCs w:val="18"/>
+          <w:lang w:val="en-US"/>
         </w:rPr>
         <w:t>├</w:t>
       </w:r>
@@ -4541,6 +4746,7 @@
           <w:rFonts w:ascii="MS Gothic" w:eastAsia="MS Gothic" w:hAnsi="MS Gothic"/>
           <w:sz w:val="18"/>
           <w:szCs w:val="18"/>
+          <w:lang w:val="en-US"/>
         </w:rPr>
         <w:t>── Main.java</w:t>
       </w:r>
@@ -4554,13 +4760,15 @@
           <w:rFonts w:ascii="MS Gothic" w:eastAsia="MS Gothic" w:hAnsi="MS Gothic"/>
           <w:sz w:val="18"/>
           <w:szCs w:val="18"/>
-        </w:rPr>
-      </w:pPr>
-      <w:r>
-        <w:rPr>
-          <w:rFonts w:ascii="MS Gothic" w:eastAsia="MS Gothic" w:hAnsi="MS Gothic"/>
-          <w:sz w:val="18"/>
-          <w:szCs w:val="18"/>
+          <w:lang w:val="en-US"/>
+        </w:rPr>
+      </w:pPr>
+      <w:r>
+        <w:rPr>
+          <w:rFonts w:ascii="MS Gothic" w:eastAsia="MS Gothic" w:hAnsi="MS Gothic"/>
+          <w:sz w:val="18"/>
+          <w:szCs w:val="18"/>
+          <w:lang w:val="en-US"/>
         </w:rPr>
         <w:t xml:space="preserve">│                   │       └── </w:t>
       </w:r>
@@ -4570,6 +4778,7 @@
           <w:sz w:val="18"/>
           <w:szCs w:val="18"/>
           <w:highlight w:val="yellow"/>
+          <w:lang w:val="en-US"/>
         </w:rPr>
         <w:t>MainView.java</w:t>
       </w:r>
@@ -4583,13 +4792,15 @@
           <w:rFonts w:ascii="MS Gothic" w:eastAsia="MS Gothic" w:hAnsi="MS Gothic"/>
           <w:sz w:val="18"/>
           <w:szCs w:val="18"/>
-        </w:rPr>
-      </w:pPr>
-      <w:r>
-        <w:rPr>
-          <w:rFonts w:ascii="MS Gothic" w:eastAsia="MS Gothic" w:hAnsi="MS Gothic"/>
-          <w:sz w:val="18"/>
-          <w:szCs w:val="18"/>
+          <w:lang w:val="en-US"/>
+        </w:rPr>
+      </w:pPr>
+      <w:r>
+        <w:rPr>
+          <w:rFonts w:ascii="MS Gothic" w:eastAsia="MS Gothic" w:hAnsi="MS Gothic"/>
+          <w:sz w:val="18"/>
+          <w:szCs w:val="18"/>
+          <w:lang w:val="en-US"/>
         </w:rPr>
         <w:t xml:space="preserve">│                   </w:t>
       </w:r>
@@ -4598,6 +4809,7 @@
           <w:rFonts w:ascii="MS Gothic" w:eastAsia="MS Gothic" w:hAnsi="MS Gothic" w:cs="MS Gothic" w:hint="eastAsia"/>
           <w:sz w:val="18"/>
           <w:szCs w:val="18"/>
+          <w:lang w:val="en-US"/>
         </w:rPr>
         <w:t>├</w:t>
       </w:r>
@@ -4606,26 +4818,9 @@
           <w:rFonts w:ascii="MS Gothic" w:eastAsia="MS Gothic" w:hAnsi="MS Gothic"/>
           <w:sz w:val="18"/>
           <w:szCs w:val="18"/>
-        </w:rPr>
-        <w:t xml:space="preserve">── </w:t>
-      </w:r>
-      <w:proofErr w:type="spellStart"/>
-      <w:r>
-        <w:rPr>
-          <w:rFonts w:ascii="MS Gothic" w:eastAsia="MS Gothic" w:hAnsi="MS Gothic"/>
-          <w:sz w:val="18"/>
-          <w:szCs w:val="18"/>
-        </w:rPr>
-        <w:t>entities</w:t>
-      </w:r>
-      <w:proofErr w:type="spellEnd"/>
-      <w:r>
-        <w:rPr>
-          <w:rFonts w:ascii="MS Gothic" w:eastAsia="MS Gothic" w:hAnsi="MS Gothic"/>
-          <w:sz w:val="18"/>
-          <w:szCs w:val="18"/>
-        </w:rPr>
-        <w:t>/</w:t>
+          <w:lang w:val="en-US"/>
+        </w:rPr>
+        <w:t>── entities/</w:t>
       </w:r>
     </w:p>
     <w:p>
@@ -4637,13 +4832,15 @@
           <w:rFonts w:ascii="MS Gothic" w:eastAsia="MS Gothic" w:hAnsi="MS Gothic"/>
           <w:sz w:val="18"/>
           <w:szCs w:val="18"/>
-        </w:rPr>
-      </w:pPr>
-      <w:r>
-        <w:rPr>
-          <w:rFonts w:ascii="MS Gothic" w:eastAsia="MS Gothic" w:hAnsi="MS Gothic"/>
-          <w:sz w:val="18"/>
-          <w:szCs w:val="18"/>
+          <w:lang w:val="en-US"/>
+        </w:rPr>
+      </w:pPr>
+      <w:r>
+        <w:rPr>
+          <w:rFonts w:ascii="MS Gothic" w:eastAsia="MS Gothic" w:hAnsi="MS Gothic"/>
+          <w:sz w:val="18"/>
+          <w:szCs w:val="18"/>
+          <w:lang w:val="en-US"/>
         </w:rPr>
         <w:t xml:space="preserve">│                   </w:t>
       </w:r>
@@ -4653,6 +4850,7 @@
           <w:sz w:val="18"/>
           <w:szCs w:val="18"/>
           <w:highlight w:val="yellow"/>
+          <w:lang w:val="en-US"/>
         </w:rPr>
         <w:t xml:space="preserve">│   </w:t>
       </w:r>
@@ -4662,6 +4860,7 @@
           <w:sz w:val="18"/>
           <w:szCs w:val="18"/>
           <w:highlight w:val="yellow"/>
+          <w:lang w:val="en-US"/>
         </w:rPr>
         <w:t>├</w:t>
       </w:r>
@@ -4671,6 +4870,7 @@
           <w:sz w:val="18"/>
           <w:szCs w:val="18"/>
           <w:highlight w:val="yellow"/>
+          <w:lang w:val="en-US"/>
         </w:rPr>
         <w:t>── Cart.java</w:t>
       </w:r>
@@ -4684,13 +4884,15 @@
           <w:rFonts w:ascii="MS Gothic" w:eastAsia="MS Gothic" w:hAnsi="MS Gothic"/>
           <w:sz w:val="18"/>
           <w:szCs w:val="18"/>
-        </w:rPr>
-      </w:pPr>
-      <w:r>
-        <w:rPr>
-          <w:rFonts w:ascii="MS Gothic" w:eastAsia="MS Gothic" w:hAnsi="MS Gothic"/>
-          <w:sz w:val="18"/>
-          <w:szCs w:val="18"/>
+          <w:lang w:val="en-US"/>
+        </w:rPr>
+      </w:pPr>
+      <w:r>
+        <w:rPr>
+          <w:rFonts w:ascii="MS Gothic" w:eastAsia="MS Gothic" w:hAnsi="MS Gothic"/>
+          <w:sz w:val="18"/>
+          <w:szCs w:val="18"/>
+          <w:lang w:val="en-US"/>
         </w:rPr>
         <w:t xml:space="preserve">│                   │   </w:t>
       </w:r>
@@ -4699,6 +4901,7 @@
           <w:rFonts w:ascii="MS Gothic" w:eastAsia="MS Gothic" w:hAnsi="MS Gothic" w:cs="MS Gothic" w:hint="eastAsia"/>
           <w:sz w:val="18"/>
           <w:szCs w:val="18"/>
+          <w:lang w:val="en-US"/>
         </w:rPr>
         <w:t>├</w:t>
       </w:r>
@@ -4707,6 +4910,7 @@
           <w:rFonts w:ascii="MS Gothic" w:eastAsia="MS Gothic" w:hAnsi="MS Gothic"/>
           <w:sz w:val="18"/>
           <w:szCs w:val="18"/>
+          <w:lang w:val="en-US"/>
         </w:rPr>
         <w:t>── CartItem.java</w:t>
       </w:r>
@@ -4720,13 +4924,15 @@
           <w:rFonts w:ascii="MS Gothic" w:eastAsia="MS Gothic" w:hAnsi="MS Gothic"/>
           <w:sz w:val="18"/>
           <w:szCs w:val="18"/>
-        </w:rPr>
-      </w:pPr>
-      <w:r>
-        <w:rPr>
-          <w:rFonts w:ascii="MS Gothic" w:eastAsia="MS Gothic" w:hAnsi="MS Gothic"/>
-          <w:sz w:val="18"/>
-          <w:szCs w:val="18"/>
+          <w:lang w:val="en-US"/>
+        </w:rPr>
+      </w:pPr>
+      <w:r>
+        <w:rPr>
+          <w:rFonts w:ascii="MS Gothic" w:eastAsia="MS Gothic" w:hAnsi="MS Gothic"/>
+          <w:sz w:val="18"/>
+          <w:szCs w:val="18"/>
+          <w:lang w:val="en-US"/>
         </w:rPr>
         <w:t xml:space="preserve">│                   │   </w:t>
       </w:r>
@@ -4735,6 +4941,7 @@
           <w:rFonts w:ascii="MS Gothic" w:eastAsia="MS Gothic" w:hAnsi="MS Gothic" w:cs="MS Gothic" w:hint="eastAsia"/>
           <w:sz w:val="18"/>
           <w:szCs w:val="18"/>
+          <w:lang w:val="en-US"/>
         </w:rPr>
         <w:t>├</w:t>
       </w:r>
@@ -4743,6 +4950,7 @@
           <w:rFonts w:ascii="MS Gothic" w:eastAsia="MS Gothic" w:hAnsi="MS Gothic"/>
           <w:sz w:val="18"/>
           <w:szCs w:val="18"/>
+          <w:lang w:val="en-US"/>
         </w:rPr>
         <w:t>── Customer.java</w:t>
       </w:r>
@@ -4756,29 +4964,24 @@
           <w:rFonts w:ascii="MS Gothic" w:eastAsia="MS Gothic" w:hAnsi="MS Gothic"/>
           <w:sz w:val="18"/>
           <w:szCs w:val="18"/>
-        </w:rPr>
-      </w:pPr>
-      <w:r>
-        <w:rPr>
-          <w:rFonts w:ascii="MS Gothic" w:eastAsia="MS Gothic" w:hAnsi="MS Gothic"/>
-          <w:sz w:val="18"/>
-          <w:szCs w:val="18"/>
-        </w:rPr>
-        <w:t xml:space="preserve">│                   </w:t>
-      </w:r>
-      <w:r>
-        <w:rPr>
-          <w:rFonts w:ascii="MS Gothic" w:eastAsia="MS Gothic" w:hAnsi="MS Gothic"/>
-          <w:sz w:val="18"/>
-          <w:szCs w:val="18"/>
-        </w:rPr>
-        <w:t xml:space="preserve">│   </w:t>
+          <w:lang w:val="en-US"/>
+        </w:rPr>
+      </w:pPr>
+      <w:r>
+        <w:rPr>
+          <w:rFonts w:ascii="MS Gothic" w:eastAsia="MS Gothic" w:hAnsi="MS Gothic"/>
+          <w:sz w:val="18"/>
+          <w:szCs w:val="18"/>
+          <w:lang w:val="en-US"/>
+        </w:rPr>
+        <w:t xml:space="preserve">│                   │   </w:t>
       </w:r>
       <w:r>
         <w:rPr>
           <w:rFonts w:ascii="MS Gothic" w:eastAsia="MS Gothic" w:hAnsi="MS Gothic" w:cs="MS Gothic" w:hint="eastAsia"/>
           <w:sz w:val="18"/>
           <w:szCs w:val="18"/>
+          <w:lang w:val="en-US"/>
         </w:rPr>
         <w:t>├</w:t>
       </w:r>
@@ -4787,6 +4990,7 @@
           <w:rFonts w:ascii="MS Gothic" w:eastAsia="MS Gothic" w:hAnsi="MS Gothic"/>
           <w:sz w:val="18"/>
           <w:szCs w:val="18"/>
+          <w:lang w:val="en-US"/>
         </w:rPr>
         <w:t>── Product.java</w:t>
       </w:r>
@@ -4800,13 +5004,15 @@
           <w:rFonts w:ascii="MS Gothic" w:eastAsia="MS Gothic" w:hAnsi="MS Gothic"/>
           <w:sz w:val="18"/>
           <w:szCs w:val="18"/>
-        </w:rPr>
-      </w:pPr>
-      <w:r>
-        <w:rPr>
-          <w:rFonts w:ascii="MS Gothic" w:eastAsia="MS Gothic" w:hAnsi="MS Gothic"/>
-          <w:sz w:val="18"/>
-          <w:szCs w:val="18"/>
+          <w:lang w:val="en-US"/>
+        </w:rPr>
+      </w:pPr>
+      <w:r>
+        <w:rPr>
+          <w:rFonts w:ascii="MS Gothic" w:eastAsia="MS Gothic" w:hAnsi="MS Gothic"/>
+          <w:sz w:val="18"/>
+          <w:szCs w:val="18"/>
+          <w:lang w:val="en-US"/>
         </w:rPr>
         <w:t xml:space="preserve">│                   │   </w:t>
       </w:r>
@@ -4815,6 +5021,7 @@
           <w:rFonts w:ascii="MS Gothic" w:eastAsia="MS Gothic" w:hAnsi="MS Gothic" w:cs="MS Gothic" w:hint="eastAsia"/>
           <w:sz w:val="18"/>
           <w:szCs w:val="18"/>
+          <w:lang w:val="en-US"/>
         </w:rPr>
         <w:t>├</w:t>
       </w:r>
@@ -4823,6 +5030,7 @@
           <w:rFonts w:ascii="MS Gothic" w:eastAsia="MS Gothic" w:hAnsi="MS Gothic"/>
           <w:sz w:val="18"/>
           <w:szCs w:val="18"/>
+          <w:lang w:val="en-US"/>
         </w:rPr>
         <w:t>── Purchase.java</w:t>
       </w:r>
@@ -4836,13 +5044,15 @@
           <w:rFonts w:ascii="MS Gothic" w:eastAsia="MS Gothic" w:hAnsi="MS Gothic"/>
           <w:sz w:val="18"/>
           <w:szCs w:val="18"/>
-        </w:rPr>
-      </w:pPr>
-      <w:r>
-        <w:rPr>
-          <w:rFonts w:ascii="MS Gothic" w:eastAsia="MS Gothic" w:hAnsi="MS Gothic"/>
-          <w:sz w:val="18"/>
-          <w:szCs w:val="18"/>
+          <w:lang w:val="en-US"/>
+        </w:rPr>
+      </w:pPr>
+      <w:r>
+        <w:rPr>
+          <w:rFonts w:ascii="MS Gothic" w:eastAsia="MS Gothic" w:hAnsi="MS Gothic"/>
+          <w:sz w:val="18"/>
+          <w:szCs w:val="18"/>
+          <w:lang w:val="en-US"/>
         </w:rPr>
         <w:t>│                   │   └── PurchaseItem.java</w:t>
       </w:r>
@@ -4864,6 +5074,7 @@
           <w:rFonts w:ascii="MS Gothic" w:eastAsia="MS Gothic" w:hAnsi="MS Gothic"/>
           <w:sz w:val="18"/>
           <w:szCs w:val="18"/>
+          <w:lang w:val="en-US"/>
         </w:rPr>
         <w:t xml:space="preserve">│                   </w:t>
       </w:r>
@@ -7134,6 +7345,119 @@
     </w:lvl>
   </w:abstractNum>
   <w:abstractNum w:abstractNumId="6" w15:restartNumberingAfterBreak="0">
+    <w:nsid w:val="2FAA3E90"/>
+    <w:multiLevelType w:val="hybridMultilevel"/>
+    <w:tmpl w:val="D2DE4B8E"/>
+    <w:lvl w:ilvl="0" w:tplc="04FEC564">
+      <w:start w:val="1"/>
+      <w:numFmt w:val="bullet"/>
+      <w:lvlText w:val=""/>
+      <w:lvlJc w:val="left"/>
+      <w:pPr>
+        <w:ind w:left="720" w:hanging="360"/>
+      </w:pPr>
+      <w:rPr>
+        <w:rFonts w:ascii="Symbol" w:hAnsi="Symbol" w:hint="default"/>
+      </w:rPr>
+    </w:lvl>
+    <w:lvl w:ilvl="1" w:tplc="04090003" w:tentative="1">
+      <w:start w:val="1"/>
+      <w:numFmt w:val="bullet"/>
+      <w:lvlText w:val="o"/>
+      <w:lvlJc w:val="left"/>
+      <w:pPr>
+        <w:ind w:left="1440" w:hanging="360"/>
+      </w:pPr>
+      <w:rPr>
+        <w:rFonts w:ascii="Courier New" w:hAnsi="Courier New" w:cs="Courier New" w:hint="default"/>
+      </w:rPr>
+    </w:lvl>
+    <w:lvl w:ilvl="2" w:tplc="04090005" w:tentative="1">
+      <w:start w:val="1"/>
+      <w:numFmt w:val="bullet"/>
+      <w:lvlText w:val=""/>
+      <w:lvlJc w:val="left"/>
+      <w:pPr>
+        <w:ind w:left="2160" w:hanging="360"/>
+      </w:pPr>
+      <w:rPr>
+        <w:rFonts w:ascii="Wingdings" w:hAnsi="Wingdings" w:hint="default"/>
+      </w:rPr>
+    </w:lvl>
+    <w:lvl w:ilvl="3" w:tplc="04090001" w:tentative="1">
+      <w:start w:val="1"/>
+      <w:numFmt w:val="bullet"/>
+      <w:lvlText w:val=""/>
+      <w:lvlJc w:val="left"/>
+      <w:pPr>
+        <w:ind w:left="2880" w:hanging="360"/>
+      </w:pPr>
+      <w:rPr>
+        <w:rFonts w:ascii="Symbol" w:hAnsi="Symbol" w:hint="default"/>
+      </w:rPr>
+    </w:lvl>
+    <w:lvl w:ilvl="4" w:tplc="04090003" w:tentative="1">
+      <w:start w:val="1"/>
+      <w:numFmt w:val="bullet"/>
+      <w:lvlText w:val="o"/>
+      <w:lvlJc w:val="left"/>
+      <w:pPr>
+        <w:ind w:left="3600" w:hanging="360"/>
+      </w:pPr>
+      <w:rPr>
+        <w:rFonts w:ascii="Courier New" w:hAnsi="Courier New" w:cs="Courier New" w:hint="default"/>
+      </w:rPr>
+    </w:lvl>
+    <w:lvl w:ilvl="5" w:tplc="04090005" w:tentative="1">
+      <w:start w:val="1"/>
+      <w:numFmt w:val="bullet"/>
+      <w:lvlText w:val=""/>
+      <w:lvlJc w:val="left"/>
+      <w:pPr>
+        <w:ind w:left="4320" w:hanging="360"/>
+      </w:pPr>
+      <w:rPr>
+        <w:rFonts w:ascii="Wingdings" w:hAnsi="Wingdings" w:hint="default"/>
+      </w:rPr>
+    </w:lvl>
+    <w:lvl w:ilvl="6" w:tplc="04090001" w:tentative="1">
+      <w:start w:val="1"/>
+      <w:numFmt w:val="bullet"/>
+      <w:lvlText w:val=""/>
+      <w:lvlJc w:val="left"/>
+      <w:pPr>
+        <w:ind w:left="5040" w:hanging="360"/>
+      </w:pPr>
+      <w:rPr>
+        <w:rFonts w:ascii="Symbol" w:hAnsi="Symbol" w:hint="default"/>
+      </w:rPr>
+    </w:lvl>
+    <w:lvl w:ilvl="7" w:tplc="04090003" w:tentative="1">
+      <w:start w:val="1"/>
+      <w:numFmt w:val="bullet"/>
+      <w:lvlText w:val="o"/>
+      <w:lvlJc w:val="left"/>
+      <w:pPr>
+        <w:ind w:left="5760" w:hanging="360"/>
+      </w:pPr>
+      <w:rPr>
+        <w:rFonts w:ascii="Courier New" w:hAnsi="Courier New" w:cs="Courier New" w:hint="default"/>
+      </w:rPr>
+    </w:lvl>
+    <w:lvl w:ilvl="8" w:tplc="04090005" w:tentative="1">
+      <w:start w:val="1"/>
+      <w:numFmt w:val="bullet"/>
+      <w:lvlText w:val=""/>
+      <w:lvlJc w:val="left"/>
+      <w:pPr>
+        <w:ind w:left="6480" w:hanging="360"/>
+      </w:pPr>
+      <w:rPr>
+        <w:rFonts w:ascii="Wingdings" w:hAnsi="Wingdings" w:hint="default"/>
+      </w:rPr>
+    </w:lvl>
+  </w:abstractNum>
+  <w:abstractNum w:abstractNumId="7" w15:restartNumberingAfterBreak="0">
     <w:nsid w:val="34585EF9"/>
     <w:multiLevelType w:val="multilevel"/>
     <w:tmpl w:val="8BDC132A"/>
@@ -7219,7 +7543,7 @@
       </w:pPr>
     </w:lvl>
   </w:abstractNum>
-  <w:abstractNum w:abstractNumId="7" w15:restartNumberingAfterBreak="0">
+  <w:abstractNum w:abstractNumId="8" w15:restartNumberingAfterBreak="0">
     <w:nsid w:val="44663781"/>
     <w:multiLevelType w:val="multilevel"/>
     <w:tmpl w:val="1298B316"/>
@@ -7305,7 +7629,7 @@
       </w:pPr>
     </w:lvl>
   </w:abstractNum>
-  <w:abstractNum w:abstractNumId="8" w15:restartNumberingAfterBreak="0">
+  <w:abstractNum w:abstractNumId="9" w15:restartNumberingAfterBreak="0">
     <w:nsid w:val="496913F7"/>
     <w:multiLevelType w:val="multilevel"/>
     <w:tmpl w:val="77F09A0C"/>
@@ -7422,7 +7746,7 @@
       </w:rPr>
     </w:lvl>
   </w:abstractNum>
-  <w:abstractNum w:abstractNumId="9" w15:restartNumberingAfterBreak="0">
+  <w:abstractNum w:abstractNumId="10" w15:restartNumberingAfterBreak="0">
     <w:nsid w:val="5421312A"/>
     <w:multiLevelType w:val="hybridMultilevel"/>
     <w:tmpl w:val="B2863D42"/>
@@ -7508,7 +7832,7 @@
       </w:pPr>
     </w:lvl>
   </w:abstractNum>
-  <w:abstractNum w:abstractNumId="10" w15:restartNumberingAfterBreak="0">
+  <w:abstractNum w:abstractNumId="11" w15:restartNumberingAfterBreak="0">
     <w:nsid w:val="5DBA77AD"/>
     <w:multiLevelType w:val="multilevel"/>
     <w:tmpl w:val="E286B46E"/>
@@ -7594,7 +7918,7 @@
       </w:pPr>
     </w:lvl>
   </w:abstractNum>
-  <w:abstractNum w:abstractNumId="11" w15:restartNumberingAfterBreak="0">
+  <w:abstractNum w:abstractNumId="12" w15:restartNumberingAfterBreak="0">
     <w:nsid w:val="61426F14"/>
     <w:multiLevelType w:val="multilevel"/>
     <w:tmpl w:val="460EF9AC"/>
@@ -7680,7 +8004,7 @@
       </w:pPr>
     </w:lvl>
   </w:abstractNum>
-  <w:abstractNum w:abstractNumId="12" w15:restartNumberingAfterBreak="0">
+  <w:abstractNum w:abstractNumId="13" w15:restartNumberingAfterBreak="0">
     <w:nsid w:val="64BD7D22"/>
     <w:multiLevelType w:val="multilevel"/>
     <w:tmpl w:val="A2369330"/>
@@ -7793,7 +8117,7 @@
       </w:rPr>
     </w:lvl>
   </w:abstractNum>
-  <w:abstractNum w:abstractNumId="13" w15:restartNumberingAfterBreak="0">
+  <w:abstractNum w:abstractNumId="14" w15:restartNumberingAfterBreak="0">
     <w:nsid w:val="68A12F61"/>
     <w:multiLevelType w:val="multilevel"/>
     <w:tmpl w:val="B4300AF2"/>
@@ -7882,7 +8206,7 @@
       </w:pPr>
     </w:lvl>
   </w:abstractNum>
-  <w:abstractNum w:abstractNumId="14" w15:restartNumberingAfterBreak="0">
+  <w:abstractNum w:abstractNumId="15" w15:restartNumberingAfterBreak="0">
     <w:nsid w:val="6A9A5970"/>
     <w:multiLevelType w:val="multilevel"/>
     <w:tmpl w:val="AC2ECB92"/>
@@ -7995,7 +8319,7 @@
       </w:rPr>
     </w:lvl>
   </w:abstractNum>
-  <w:abstractNum w:abstractNumId="15" w15:restartNumberingAfterBreak="0">
+  <w:abstractNum w:abstractNumId="16" w15:restartNumberingAfterBreak="0">
     <w:nsid w:val="71D60036"/>
     <w:multiLevelType w:val="multilevel"/>
     <w:tmpl w:val="7F5C79A0"/>
@@ -8081,7 +8405,7 @@
       </w:pPr>
     </w:lvl>
   </w:abstractNum>
-  <w:abstractNum w:abstractNumId="16" w15:restartNumberingAfterBreak="0">
+  <w:abstractNum w:abstractNumId="17" w15:restartNumberingAfterBreak="0">
     <w:nsid w:val="75E23EFF"/>
     <w:multiLevelType w:val="multilevel"/>
     <w:tmpl w:val="F2229BD0"/>
@@ -8211,7 +8535,7 @@
       </w:rPr>
     </w:lvl>
   </w:abstractNum>
-  <w:abstractNum w:abstractNumId="17" w15:restartNumberingAfterBreak="0">
+  <w:abstractNum w:abstractNumId="18" w15:restartNumberingAfterBreak="0">
     <w:nsid w:val="7B5D796B"/>
     <w:multiLevelType w:val="multilevel"/>
     <w:tmpl w:val="F3B63924"/>
@@ -8327,40 +8651,40 @@
     </w:lvl>
   </w:abstractNum>
   <w:num w:numId="1" w16cid:durableId="296374662">
-    <w:abstractNumId w:val="6"/>
+    <w:abstractNumId w:val="7"/>
   </w:num>
   <w:num w:numId="2" w16cid:durableId="655957171">
-    <w:abstractNumId w:val="12"/>
+    <w:abstractNumId w:val="13"/>
   </w:num>
   <w:num w:numId="3" w16cid:durableId="1396275303">
-    <w:abstractNumId w:val="13"/>
+    <w:abstractNumId w:val="14"/>
   </w:num>
   <w:num w:numId="4" w16cid:durableId="1797945957">
     <w:abstractNumId w:val="4"/>
   </w:num>
   <w:num w:numId="5" w16cid:durableId="1118186817">
+    <w:abstractNumId w:val="17"/>
+  </w:num>
+  <w:num w:numId="6" w16cid:durableId="189150980">
     <w:abstractNumId w:val="16"/>
   </w:num>
-  <w:num w:numId="6" w16cid:durableId="189150980">
+  <w:num w:numId="7" w16cid:durableId="1807972708">
     <w:abstractNumId w:val="15"/>
   </w:num>
-  <w:num w:numId="7" w16cid:durableId="1807972708">
-    <w:abstractNumId w:val="14"/>
-  </w:num>
   <w:num w:numId="8" w16cid:durableId="1748721265">
-    <w:abstractNumId w:val="7"/>
+    <w:abstractNumId w:val="8"/>
   </w:num>
   <w:num w:numId="9" w16cid:durableId="1413087384">
-    <w:abstractNumId w:val="10"/>
+    <w:abstractNumId w:val="11"/>
   </w:num>
   <w:num w:numId="10" w16cid:durableId="837501196">
-    <w:abstractNumId w:val="11"/>
+    <w:abstractNumId w:val="12"/>
   </w:num>
   <w:num w:numId="11" w16cid:durableId="1325888420">
-    <w:abstractNumId w:val="17"/>
+    <w:abstractNumId w:val="18"/>
   </w:num>
   <w:num w:numId="12" w16cid:durableId="655451055">
-    <w:abstractNumId w:val="8"/>
+    <w:abstractNumId w:val="9"/>
   </w:num>
   <w:num w:numId="13" w16cid:durableId="1783769999">
     <w:abstractNumId w:val="3"/>
@@ -8372,13 +8696,16 @@
     <w:abstractNumId w:val="5"/>
   </w:num>
   <w:num w:numId="16" w16cid:durableId="1939021247">
-    <w:abstractNumId w:val="9"/>
+    <w:abstractNumId w:val="10"/>
   </w:num>
   <w:num w:numId="17" w16cid:durableId="677150304">
     <w:abstractNumId w:val="0"/>
   </w:num>
   <w:num w:numId="18" w16cid:durableId="437068534">
     <w:abstractNumId w:val="1"/>
+  </w:num>
+  <w:num w:numId="19" w16cid:durableId="1189952953">
+    <w:abstractNumId w:val="6"/>
   </w:num>
 </w:numbering>
 </file>
@@ -8781,7 +9108,7 @@
   <w:style w:type="paragraph" w:default="1" w:styleId="Normal">
     <w:name w:val="Normal"/>
     <w:qFormat/>
-    <w:rsid w:val="005F4E0F"/>
+    <w:rsid w:val="002C2FE0"/>
     <w:rPr>
       <w:lang w:val="es-CO"/>
     </w:rPr>
@@ -8907,6 +9234,7 @@
   <w:style w:type="character" w:default="1" w:styleId="DefaultParagraphFont">
     <w:name w:val="Default Paragraph Font"/>
     <w:uiPriority w:val="1"/>
+    <w:semiHidden/>
     <w:unhideWhenUsed/>
   </w:style>
   <w:style w:type="table" w:default="1" w:styleId="TableNormal">
